--- a/GDPR/CSW-GDPR-Compliance-Report.docx
+++ b/GDPR/CSW-GDPR-Compliance-Report.docx
@@ -10,7 +10,7 @@
         <w:t xml:space="preserve">Cisco Secure Workload - GDPR Compliance Report</w:t>
       </w:r>
     </w:p>
-    <w:bookmarkStart w:id="17" w:name="X6ab0567b6d050cc3ac3d0cb6f04f1adb6dbaa1a"/>
+    <w:bookmarkStart w:id="22" w:name="X6ab0567b6d050cc3ac3d0cb6f04f1adb6dbaa1a"/>
     <w:p>
       <w:pPr>
         <w:pStyle w:val="Heading1"/>
@@ -43,7 +43,7 @@
         <w:t xml:space="preserve"> </w:t>
       </w:r>
       <w:r>
-        <w:t xml:space="preserve">General Data Protection Regulation (EU 2016/679)</w:t>
+        <w:t xml:space="preserve">EU General Data Protection Regulation 2016/679 (GDPR)</w:t>
       </w:r>
       <w:r>
         <w:br/>
@@ -59,7 +59,7 @@
         <w:t xml:space="preserve"> </w:t>
       </w:r>
       <w:r>
-        <w:t xml:space="preserve">Privacy, security, data protection, and application teams responsible for personal-data processing systems.</w:t>
+        <w:t xml:space="preserve">EU and EEA data controllers and processors and any organisation processing personal data of EU/EEA data subjects; DPO, privacy office, security, and application teams.</w:t>
       </w:r>
       <w:r>
         <w:br/>
@@ -75,7 +75,7 @@
         <w:t xml:space="preserve"> </w:t>
       </w:r>
       <w:r>
-        <w:t xml:space="preserve">Article 32 security-of-processing evidence, Article 30 data-flow support, Article 33/34 breach timeline inputs, and processor egress review.</w:t>
+        <w:t xml:space="preserve">Security of processing evidence (Article 32), data-flow inputs for the Record of Processing Activities (Article 30), breach timeline inputs (Articles 33-34), and processor-egress reconciliation (Article 28).</w:t>
       </w:r>
     </w:p>
     <w:p>
@@ -86,12 +86,96 @@
       </w:r>
     </w:p>
     <w:bookmarkEnd w:id="9"/>
-    <w:bookmarkStart w:id="10" w:name="executive-summary"/>
+    <w:bookmarkStart w:id="10" w:name="framework-version-note"/>
     <w:p>
       <w:pPr>
         <w:pStyle w:val="Heading2"/>
       </w:pPr>
       <w:r>
+        <w:t xml:space="preserve">Framework Version Note</w:t>
+      </w:r>
+    </w:p>
+    <w:p>
+      <w:pPr>
+        <w:pStyle w:val="FirstParagraph"/>
+      </w:pPr>
+      <w:r>
+        <w:t xml:space="preserve">References GDPR as published (Regulation (EU) 2016/679). Article references in this report are well-known and stable. The UK GDPR (post-Brexit) is similar but separate; validate against the applicable text.</w:t>
+      </w:r>
+    </w:p>
+    <w:bookmarkEnd w:id="10"/>
+    <w:bookmarkStart w:id="11" w:name="csw-ui-navigation-note"/>
+    <w:p>
+      <w:pPr>
+        <w:pStyle w:val="Heading2"/>
+      </w:pPr>
+      <w:r>
+        <w:t xml:space="preserve">CSW UI Navigation Note</w:t>
+      </w:r>
+    </w:p>
+    <w:p>
+      <w:pPr>
+        <w:pStyle w:val="FirstParagraph"/>
+      </w:pPr>
+      <w:r>
+        <w:t xml:space="preserve">Cisco does not yet publish framework-specific CSW UI navigation for this standard; framework-specific navigation is on the product roadmap. This report references CSW</w:t>
+      </w:r>
+      <w:r>
+        <w:t xml:space="preserve"> </w:t>
+      </w:r>
+      <w:r>
+        <w:rPr>
+          <w:i/>
+          <w:iCs/>
+        </w:rPr>
+        <w:t xml:space="preserve">capabilities</w:t>
+      </w:r>
+      <w:r>
+        <w:t xml:space="preserve"> </w:t>
+      </w:r>
+      <w:r>
+        <w:t xml:space="preserve">and the</w:t>
+      </w:r>
+      <w:r>
+        <w:t xml:space="preserve"> </w:t>
+      </w:r>
+      <w:r>
+        <w:rPr>
+          <w:i/>
+          <w:iCs/>
+        </w:rPr>
+        <w:t xml:space="preserve">evidence artifacts</w:t>
+      </w:r>
+      <w:r>
+        <w:t xml:space="preserve"> </w:t>
+      </w:r>
+      <w:r>
+        <w:t xml:space="preserve">they produce. The technical runbook (</w:t>
+      </w:r>
+      <w:r>
+        <w:rPr>
+          <w:rStyle w:val="VerbatimChar"/>
+        </w:rPr>
+        <w:t xml:space="preserve">CSW-GDPR-Technical-Runbook.md</w:t>
+      </w:r>
+      <w:r>
+        <w:t xml:space="preserve">) in this folder contains the deeper engineering detail.</w:t>
+      </w:r>
+    </w:p>
+    <w:p>
+      <w:r>
+        <w:pict>
+          <v:rect style="width:0;height:1.5pt" o:hralign="center" o:hrstd="t" o:hr="t"/>
+        </w:pict>
+      </w:r>
+    </w:p>
+    <w:bookmarkEnd w:id="11"/>
+    <w:bookmarkStart w:id="12" w:name="executive-summary"/>
+    <w:p>
+      <w:pPr>
+        <w:pStyle w:val="Heading2"/>
+      </w:pPr>
+      <w:r>
         <w:t xml:space="preserve">Executive Summary</w:t>
       </w:r>
     </w:p>
@@ -100,7 +184,7 @@
         <w:pStyle w:val="FirstParagraph"/>
       </w:pPr>
       <w:r>
-        <w:t xml:space="preserve">Cisco Secure Workload (CSW) can support this framework by producing workload-level evidence for inventory, application dependency mapping, segmentation design, policy simulation, vulnerability context, and incident investigation. The strongest customer story is not that CSW</w:t>
+        <w:t xml:space="preserve">Cisco Secure Workload (CSW) supports a defined subset of this framework. The strongest customer story is not that CSW</w:t>
       </w:r>
       <w:r>
         <w:t xml:space="preserve"> </w:t>
@@ -112,11 +196,43 @@
         <w:t xml:space="preserve"> </w:t>
       </w:r>
       <w:r>
-        <w:t xml:space="preserve">compliance; it is that CSW turns workload communication into evidence that control owners, assessors, and technical teams can review.</w:t>
-      </w:r>
-    </w:p>
-    <w:bookmarkEnd w:id="10"/>
-    <w:bookmarkStart w:id="11" w:name="suggested-csw-scope-pattern"/>
+        <w:t xml:space="preserve">compliance; it is that CSW turns workload communication and inventory into evidence that the customer, the customer’s compliance team, and the customer’s assessor can review. This report describes which framework topics CSW supports, which it does not, what evidence artifacts CSW produces, and how often the customer should collect them. CSW does</w:t>
+      </w:r>
+      <w:r>
+        <w:t xml:space="preserve"> </w:t>
+      </w:r>
+      <w:r>
+        <w:rPr>
+          <w:b/>
+          <w:bCs/>
+        </w:rPr>
+        <w:t xml:space="preserve">not</w:t>
+      </w:r>
+      <w:r>
+        <w:t xml:space="preserve"> </w:t>
+      </w:r>
+      <w:r>
+        <w:t xml:space="preserve">replace the customer’s governance, policy, or assessor judgement, and this report is</w:t>
+      </w:r>
+      <w:r>
+        <w:t xml:space="preserve"> </w:t>
+      </w:r>
+      <w:r>
+        <w:rPr>
+          <w:b/>
+          <w:bCs/>
+        </w:rPr>
+        <w:t xml:space="preserve">not</w:t>
+      </w:r>
+      <w:r>
+        <w:t xml:space="preserve"> </w:t>
+      </w:r>
+      <w:r>
+        <w:t xml:space="preserve">a control attestation.</w:t>
+      </w:r>
+    </w:p>
+    <w:bookmarkEnd w:id="12"/>
+    <w:bookmarkStart w:id="13" w:name="suggested-csw-scope-pattern"/>
     <w:p>
       <w:pPr>
         <w:pStyle w:val="Heading2"/>
@@ -127,7 +243,7 @@
     </w:p>
     <w:p>
       <w:pPr>
-        <w:pStyle w:val="FirstParagraph"/>
+        <w:pStyle w:val="SourceCode"/>
       </w:pPr>
       <w:r>
         <w:rPr>
@@ -136,85 +252,58 @@
         <w:t xml:space="preserve">GDPR</w:t>
       </w:r>
       <w:r>
-        <w:t xml:space="preserve"> </w:t>
-      </w:r>
-      <w:r>
-        <w:t xml:space="preserve">&gt;</w:t>
-      </w:r>
-      <w:r>
-        <w:t xml:space="preserve"> </w:t>
+        <w:br/>
       </w:r>
       <w:r>
         <w:rPr>
           <w:rStyle w:val="VerbatimChar"/>
         </w:rPr>
-        <w:t xml:space="preserve">Personal-Data-Systems</w:t>
-      </w:r>
-      <w:r>
-        <w:t xml:space="preserve">,</w:t>
-      </w:r>
-      <w:r>
-        <w:t xml:space="preserve"> </w:t>
+        <w:t xml:space="preserve">├── Personal-Data-Systems (Customer-Data-Stores, Application-Tier, Identity-Adjacent)</w:t>
+      </w:r>
+      <w:r>
+        <w:br/>
       </w:r>
       <w:r>
         <w:rPr>
           <w:rStyle w:val="VerbatimChar"/>
         </w:rPr>
-        <w:t xml:space="preserve">Special-Category-Data</w:t>
-      </w:r>
-      <w:r>
-        <w:t xml:space="preserve">,</w:t>
-      </w:r>
-      <w:r>
-        <w:t xml:space="preserve"> </w:t>
+        <w:t xml:space="preserve">├── Special-Category-Data-Systems (when applicable)</w:t>
+      </w:r>
+      <w:r>
+        <w:br/>
       </w:r>
       <w:r>
         <w:rPr>
           <w:rStyle w:val="VerbatimChar"/>
         </w:rPr>
-        <w:t xml:space="preserve">Processors</w:t>
-      </w:r>
-      <w:r>
-        <w:t xml:space="preserve">,</w:t>
-      </w:r>
-      <w:r>
-        <w:t xml:space="preserve"> </w:t>
+        <w:t xml:space="preserve">├── Processors (Outsourced-Connectivity)</w:t>
+      </w:r>
+      <w:r>
+        <w:br/>
       </w:r>
       <w:r>
         <w:rPr>
           <w:rStyle w:val="VerbatimChar"/>
         </w:rPr>
-        <w:t xml:space="preserve">Breach-Investigation</w:t>
-      </w:r>
-      <w:r>
-        <w:t xml:space="preserve">,</w:t>
-      </w:r>
-      <w:r>
-        <w:t xml:space="preserve"> </w:t>
-      </w:r>
-      <w:r>
-        <w:rPr>
-          <w:rStyle w:val="VerbatimChar"/>
-        </w:rPr>
-        <w:t xml:space="preserve">Security-Processing-Evidence</w:t>
-      </w:r>
-    </w:p>
-    <w:p>
-      <w:pPr>
-        <w:pStyle w:val="BodyText"/>
+        <w:t xml:space="preserve">└── Breach-Investigation</w:t>
+      </w:r>
+    </w:p>
+    <w:p>
+      <w:pPr>
+        <w:pStyle w:val="FirstParagraph"/>
       </w:pPr>
       <w:r>
         <w:t xml:space="preserve">This scope pattern should be validated with the customer’s architecture, application owners, compliance team, and assessor before it is used for formal evidence.</w:t>
       </w:r>
     </w:p>
-    <w:bookmarkEnd w:id="11"/>
-    <w:bookmarkStart w:id="12" w:name="outcomes-csw-can-support"/>
+    <w:bookmarkEnd w:id="13"/>
+    <w:bookmarkStart w:id="14" w:name="in-scope-for-csw-evidence"/>
     <w:p>
       <w:pPr>
         <w:pStyle w:val="Heading2"/>
       </w:pPr>
       <w:r>
-        <w:t xml:space="preserve">Outcomes CSW Can Support</w:t>
+        <w:t xml:space="preserve">In Scope for CSW Evidence</w:t>
       </w:r>
     </w:p>
     <w:p>
@@ -226,7 +315,7 @@
         </w:numPr>
       </w:pPr>
       <w:r>
-        <w:t xml:space="preserve">Identify workloads that process or store personal data.</w:t>
+        <w:t xml:space="preserve">Article 32 - Security of processing (segmentation, monitoring, vulnerability management)</w:t>
       </w:r>
     </w:p>
     <w:p>
@@ -238,7 +327,7 @@
         </w:numPr>
       </w:pPr>
       <w:r>
-        <w:t xml:space="preserve">Support RoPA discussions with observed application data flows.</w:t>
+        <w:t xml:space="preserve">Article 30 - Records of processing (data-flow inputs only)</w:t>
       </w:r>
     </w:p>
     <w:p>
@@ -250,7 +339,7 @@
         </w:numPr>
       </w:pPr>
       <w:r>
-        <w:t xml:space="preserve">Review processor and third-country egress paths.</w:t>
+        <w:t xml:space="preserve">Article 33 / 34 - Notification of breach (technical scoping inputs)</w:t>
       </w:r>
     </w:p>
     <w:p>
@@ -262,17 +351,17 @@
         </w:numPr>
       </w:pPr>
       <w:r>
-        <w:t xml:space="preserve">Build incident timelines from workload communication telemetry.</w:t>
-      </w:r>
-    </w:p>
-    <w:bookmarkEnd w:id="12"/>
-    <w:bookmarkStart w:id="13" w:name="evidence-package"/>
+        <w:t xml:space="preserve">Article 28 - Processor egress visibility</w:t>
+      </w:r>
+    </w:p>
+    <w:bookmarkEnd w:id="14"/>
+    <w:bookmarkStart w:id="15" w:name="Xaed999129ed4b1f11f99b5af2968248bad86dd6"/>
     <w:p>
       <w:pPr>
         <w:pStyle w:val="Heading2"/>
       </w:pPr>
       <w:r>
-        <w:t xml:space="preserve">Evidence Package</w:t>
+        <w:t xml:space="preserve">Out of Scope (Must Be Evidenced by Other Controls / Tools / Processes)</w:t>
       </w:r>
     </w:p>
     <w:p>
@@ -284,7 +373,7 @@
         </w:numPr>
       </w:pPr>
       <w:r>
-        <w:t xml:space="preserve">Personal-data workload inventory</w:t>
+        <w:t xml:space="preserve">Article 6 / 9 - Lawful basis and special-category processing conditions</w:t>
       </w:r>
     </w:p>
     <w:p>
@@ -296,7 +385,7 @@
         </w:numPr>
       </w:pPr>
       <w:r>
-        <w:t xml:space="preserve">Observed data-flow map for application owners</w:t>
+        <w:t xml:space="preserve">Article 13-14 - Information to data subjects</w:t>
       </w:r>
     </w:p>
     <w:p>
@@ -308,7 +397,7 @@
         </w:numPr>
       </w:pPr>
       <w:r>
-        <w:t xml:space="preserve">Processor / third-party egress summary</w:t>
+        <w:t xml:space="preserve">Article 15-22 - Data subject rights handling</w:t>
       </w:r>
     </w:p>
     <w:p>
@@ -320,7 +409,7 @@
         </w:numPr>
       </w:pPr>
       <w:r>
-        <w:t xml:space="preserve">Segmentation policy evidence for Article 32</w:t>
+        <w:t xml:space="preserve">Article 35 - Data Protection Impact Assessment (CSW provides technical inputs only)</w:t>
       </w:r>
     </w:p>
     <w:p>
@@ -332,11 +421,686 @@
         </w:numPr>
       </w:pPr>
       <w:r>
-        <w:t xml:space="preserve">Incident timeline sample for breach response</w:t>
-      </w:r>
-    </w:p>
-    <w:bookmarkEnd w:id="13"/>
-    <w:bookmarkStart w:id="14" w:name="pov-workshop-approach"/>
+        <w:t xml:space="preserve">Article 37-39 - DPO role and responsibilities</w:t>
+      </w:r>
+    </w:p>
+    <w:p>
+      <w:pPr>
+        <w:pStyle w:val="Compact"/>
+        <w:numPr>
+          <w:ilvl w:val="0"/>
+          <w:numId w:val="1002"/>
+        </w:numPr>
+      </w:pPr>
+      <w:r>
+        <w:t xml:space="preserve">International transfer mechanisms (Chapter V)</w:t>
+      </w:r>
+    </w:p>
+    <w:bookmarkEnd w:id="15"/>
+    <w:bookmarkStart w:id="16" w:name="framework-topic-csw-capability-map"/>
+    <w:p>
+      <w:pPr>
+        <w:pStyle w:val="Heading2"/>
+      </w:pPr>
+      <w:r>
+        <w:t xml:space="preserve">Framework Topic → CSW Capability Map</w:t>
+      </w:r>
+    </w:p>
+    <w:tbl>
+      <w:tblPr>
+        <w:tblStyle w:val="Table"/>
+        <w:tblW w:type="pct" w:w="5000"/>
+        <w:tblLayout w:type="fixed"/>
+        <w:tblLook w:firstRow="1" w:lastRow="0" w:firstColumn="0" w:lastColumn="0" w:noHBand="0" w:noVBand="0" w:val="0020"/>
+      </w:tblPr>
+      <w:tblGrid>
+        <w:gridCol w:w="2640"/>
+        <w:gridCol w:w="2640"/>
+        <w:gridCol w:w="2640"/>
+      </w:tblGrid>
+      <w:tr>
+        <w:trPr>
+          <w:tblHeader w:val="on"/>
+        </w:trPr>
+        <w:tc>
+          <w:tcPr/>
+          <w:p>
+            <w:pPr>
+              <w:pStyle w:val="Compact"/>
+            </w:pPr>
+            <w:r>
+              <w:t xml:space="preserve">Framework topic</w:t>
+            </w:r>
+          </w:p>
+        </w:tc>
+        <w:tc>
+          <w:tcPr/>
+          <w:p>
+            <w:pPr>
+              <w:pStyle w:val="Compact"/>
+            </w:pPr>
+            <w:r>
+              <w:t xml:space="preserve">CSW capability</w:t>
+            </w:r>
+          </w:p>
+        </w:tc>
+        <w:tc>
+          <w:tcPr/>
+          <w:p>
+            <w:pPr>
+              <w:pStyle w:val="Compact"/>
+            </w:pPr>
+            <w:r>
+              <w:t xml:space="preserve">Evidence artifact</w:t>
+            </w:r>
+          </w:p>
+        </w:tc>
+      </w:tr>
+      <w:tr>
+        <w:tc>
+          <w:tcPr/>
+          <w:p>
+            <w:pPr>
+              <w:pStyle w:val="Compact"/>
+            </w:pPr>
+            <w:r>
+              <w:t xml:space="preserve">Article 32 - Security of processing (segmentation)</w:t>
+            </w:r>
+          </w:p>
+        </w:tc>
+        <w:tc>
+          <w:tcPr/>
+          <w:p>
+            <w:pPr>
+              <w:pStyle w:val="Compact"/>
+            </w:pPr>
+            <w:r>
+              <w:t xml:space="preserve">Policy workspace + ADM-derived allowlist</w:t>
+            </w:r>
+          </w:p>
+        </w:tc>
+        <w:tc>
+          <w:tcPr/>
+          <w:p>
+            <w:pPr>
+              <w:pStyle w:val="Compact"/>
+            </w:pPr>
+            <w:r>
+              <w:t xml:space="preserve">Workspace snapshot + observed-vs-approved flow comparison</w:t>
+            </w:r>
+          </w:p>
+        </w:tc>
+      </w:tr>
+      <w:tr>
+        <w:tc>
+          <w:tcPr/>
+          <w:p>
+            <w:pPr>
+              <w:pStyle w:val="Compact"/>
+            </w:pPr>
+            <w:r>
+              <w:t xml:space="preserve">Article 32 - Security of processing (monitoring)</w:t>
+            </w:r>
+          </w:p>
+        </w:tc>
+        <w:tc>
+          <w:tcPr/>
+          <w:p>
+            <w:pPr>
+              <w:pStyle w:val="Compact"/>
+            </w:pPr>
+            <w:r>
+              <w:t xml:space="preserve">Continuous flow + process telemetry; alerts</w:t>
+            </w:r>
+          </w:p>
+        </w:tc>
+        <w:tc>
+          <w:tcPr/>
+          <w:p>
+            <w:pPr>
+              <w:pStyle w:val="Compact"/>
+            </w:pPr>
+            <w:r>
+              <w:t xml:space="preserve">Alert and anomaly log scoped to personal-data systems</w:t>
+            </w:r>
+          </w:p>
+        </w:tc>
+      </w:tr>
+      <w:tr>
+        <w:tc>
+          <w:tcPr/>
+          <w:p>
+            <w:pPr>
+              <w:pStyle w:val="Compact"/>
+            </w:pPr>
+            <w:r>
+              <w:t xml:space="preserve">Article 32 - Security of processing (encryption detection)</w:t>
+            </w:r>
+          </w:p>
+        </w:tc>
+        <w:tc>
+          <w:tcPr/>
+          <w:p>
+            <w:pPr>
+              <w:pStyle w:val="Compact"/>
+            </w:pPr>
+            <w:r>
+              <w:t xml:space="preserve">Plaintext-flow detection on regulated paths</w:t>
+            </w:r>
+          </w:p>
+        </w:tc>
+        <w:tc>
+          <w:tcPr/>
+          <w:p>
+            <w:pPr>
+              <w:pStyle w:val="Compact"/>
+            </w:pPr>
+            <w:r>
+              <w:t xml:space="preserve">Detection input only</w:t>
+            </w:r>
+          </w:p>
+        </w:tc>
+      </w:tr>
+      <w:tr>
+        <w:tc>
+          <w:tcPr/>
+          <w:p>
+            <w:pPr>
+              <w:pStyle w:val="Compact"/>
+            </w:pPr>
+            <w:r>
+              <w:t xml:space="preserve">Article 30 - Records of processing</w:t>
+            </w:r>
+          </w:p>
+        </w:tc>
+        <w:tc>
+          <w:tcPr/>
+          <w:p>
+            <w:pPr>
+              <w:pStyle w:val="Compact"/>
+            </w:pPr>
+            <w:r>
+              <w:t xml:space="preserve">Observed application data flows</w:t>
+            </w:r>
+          </w:p>
+        </w:tc>
+        <w:tc>
+          <w:tcPr/>
+          <w:p>
+            <w:pPr>
+              <w:pStyle w:val="Compact"/>
+            </w:pPr>
+            <w:r>
+              <w:t xml:space="preserve">Data-flow report by application owner (input to RoPA)</w:t>
+            </w:r>
+          </w:p>
+        </w:tc>
+      </w:tr>
+      <w:tr>
+        <w:tc>
+          <w:tcPr/>
+          <w:p>
+            <w:pPr>
+              <w:pStyle w:val="Compact"/>
+            </w:pPr>
+            <w:r>
+              <w:t xml:space="preserve">Article 28 - Processor egress</w:t>
+            </w:r>
+          </w:p>
+        </w:tc>
+        <w:tc>
+          <w:tcPr/>
+          <w:p>
+            <w:pPr>
+              <w:pStyle w:val="Compact"/>
+            </w:pPr>
+            <w:r>
+              <w:t xml:space="preserve">Outbound flow summary to processor endpoints</w:t>
+            </w:r>
+          </w:p>
+        </w:tc>
+        <w:tc>
+          <w:tcPr/>
+          <w:p>
+            <w:pPr>
+              <w:pStyle w:val="Compact"/>
+            </w:pPr>
+            <w:r>
+              <w:t xml:space="preserve">Processor-egress report reconciled against processor register</w:t>
+            </w:r>
+          </w:p>
+        </w:tc>
+      </w:tr>
+      <w:tr>
+        <w:tc>
+          <w:tcPr/>
+          <w:p>
+            <w:pPr>
+              <w:pStyle w:val="Compact"/>
+            </w:pPr>
+            <w:r>
+              <w:t xml:space="preserve">Article 33 / 34 - Breach timeline</w:t>
+            </w:r>
+          </w:p>
+        </w:tc>
+        <w:tc>
+          <w:tcPr/>
+          <w:p>
+            <w:pPr>
+              <w:pStyle w:val="Compact"/>
+            </w:pPr>
+            <w:r>
+              <w:t xml:space="preserve">Forensic flow + process telemetry</w:t>
+            </w:r>
+          </w:p>
+        </w:tc>
+        <w:tc>
+          <w:tcPr/>
+          <w:p>
+            <w:pPr>
+              <w:pStyle w:val="Compact"/>
+            </w:pPr>
+            <w:r>
+              <w:t xml:space="preserve">Investigation pack with timeline and data-subject-impact scoping inputs</w:t>
+            </w:r>
+          </w:p>
+        </w:tc>
+      </w:tr>
+      <w:tr>
+        <w:tc>
+          <w:tcPr/>
+          <w:p>
+            <w:pPr>
+              <w:pStyle w:val="Compact"/>
+            </w:pPr>
+            <w:r>
+              <w:t xml:space="preserve">Vulnerability handling</w:t>
+            </w:r>
+          </w:p>
+        </w:tc>
+        <w:tc>
+          <w:tcPr/>
+          <w:p>
+            <w:pPr>
+              <w:pStyle w:val="Compact"/>
+            </w:pPr>
+            <w:r>
+              <w:t xml:space="preserve">Reachability-weighted CVE on personal-data systems</w:t>
+            </w:r>
+          </w:p>
+        </w:tc>
+        <w:tc>
+          <w:tcPr/>
+          <w:p>
+            <w:pPr>
+              <w:pStyle w:val="Compact"/>
+            </w:pPr>
+            <w:r>
+              <w:t xml:space="preserve">Prioritised remediation list with compensating-control register</w:t>
+            </w:r>
+          </w:p>
+        </w:tc>
+      </w:tr>
+    </w:tbl>
+    <w:bookmarkEnd w:id="16"/>
+    <w:bookmarkStart w:id="17" w:name="evidence-collection-approach"/>
+    <w:p>
+      <w:pPr>
+        <w:pStyle w:val="Heading2"/>
+      </w:pPr>
+      <w:r>
+        <w:t xml:space="preserve">Evidence Collection Approach</w:t>
+      </w:r>
+    </w:p>
+    <w:p>
+      <w:pPr>
+        <w:pStyle w:val="FirstParagraph"/>
+      </w:pPr>
+      <w:r>
+        <w:t xml:space="preserve">The table below describes per-topic evidence collection - what to collect, the CSW source area, and a suggested cadence. The cadence should be tuned to the customer’s audit cycle, regulatory cadence, and risk appetite.</w:t>
+      </w:r>
+    </w:p>
+    <w:tbl>
+      <w:tblPr>
+        <w:tblStyle w:val="Table"/>
+        <w:tblW w:type="pct" w:w="5000"/>
+        <w:tblLayout w:type="fixed"/>
+        <w:tblLook w:firstRow="1" w:lastRow="0" w:firstColumn="0" w:lastColumn="0" w:noHBand="0" w:noVBand="0" w:val="0020"/>
+      </w:tblPr>
+      <w:tblGrid>
+        <w:gridCol w:w="1980"/>
+        <w:gridCol w:w="1980"/>
+        <w:gridCol w:w="1980"/>
+        <w:gridCol w:w="1980"/>
+      </w:tblGrid>
+      <w:tr>
+        <w:trPr>
+          <w:tblHeader w:val="on"/>
+        </w:trPr>
+        <w:tc>
+          <w:tcPr/>
+          <w:p>
+            <w:pPr>
+              <w:pStyle w:val="Compact"/>
+            </w:pPr>
+            <w:r>
+              <w:t xml:space="preserve">Topic</w:t>
+            </w:r>
+          </w:p>
+        </w:tc>
+        <w:tc>
+          <w:tcPr/>
+          <w:p>
+            <w:pPr>
+              <w:pStyle w:val="Compact"/>
+            </w:pPr>
+            <w:r>
+              <w:t xml:space="preserve">What to collect</w:t>
+            </w:r>
+          </w:p>
+        </w:tc>
+        <w:tc>
+          <w:tcPr/>
+          <w:p>
+            <w:pPr>
+              <w:pStyle w:val="Compact"/>
+            </w:pPr>
+            <w:r>
+              <w:t xml:space="preserve">CSW source</w:t>
+            </w:r>
+          </w:p>
+        </w:tc>
+        <w:tc>
+          <w:tcPr/>
+          <w:p>
+            <w:pPr>
+              <w:pStyle w:val="Compact"/>
+            </w:pPr>
+            <w:r>
+              <w:t xml:space="preserve">Suggested cadence</w:t>
+            </w:r>
+          </w:p>
+        </w:tc>
+      </w:tr>
+      <w:tr>
+        <w:tc>
+          <w:tcPr/>
+          <w:p>
+            <w:pPr>
+              <w:pStyle w:val="Compact"/>
+            </w:pPr>
+            <w:r>
+              <w:t xml:space="preserve">Personal-data system inventory</w:t>
+            </w:r>
+          </w:p>
+        </w:tc>
+        <w:tc>
+          <w:tcPr/>
+          <w:p>
+            <w:pPr>
+              <w:pStyle w:val="Compact"/>
+            </w:pPr>
+            <w:r>
+              <w:t xml:space="preserve">Workloads with data_class=personal or special-category</w:t>
+            </w:r>
+          </w:p>
+        </w:tc>
+        <w:tc>
+          <w:tcPr/>
+          <w:p>
+            <w:pPr>
+              <w:pStyle w:val="Compact"/>
+            </w:pPr>
+            <w:r>
+              <w:t xml:space="preserve">Inventory + scope membership export</w:t>
+            </w:r>
+          </w:p>
+        </w:tc>
+        <w:tc>
+          <w:tcPr/>
+          <w:p>
+            <w:pPr>
+              <w:pStyle w:val="Compact"/>
+            </w:pPr>
+            <w:r>
+              <w:t xml:space="preserve">Monthly</w:t>
+            </w:r>
+          </w:p>
+        </w:tc>
+      </w:tr>
+      <w:tr>
+        <w:tc>
+          <w:tcPr/>
+          <w:p>
+            <w:pPr>
+              <w:pStyle w:val="Compact"/>
+            </w:pPr>
+            <w:r>
+              <w:t xml:space="preserve">Data-flow evidence (RoPA support)</w:t>
+            </w:r>
+          </w:p>
+        </w:tc>
+        <w:tc>
+          <w:tcPr/>
+          <w:p>
+            <w:pPr>
+              <w:pStyle w:val="Compact"/>
+            </w:pPr>
+            <w:r>
+              <w:t xml:space="preserve">Observed application data flows</w:t>
+            </w:r>
+          </w:p>
+        </w:tc>
+        <w:tc>
+          <w:tcPr/>
+          <w:p>
+            <w:pPr>
+              <w:pStyle w:val="Compact"/>
+            </w:pPr>
+            <w:r>
+              <w:t xml:space="preserve">ADM workspace export filtered by personal-data scope</w:t>
+            </w:r>
+          </w:p>
+        </w:tc>
+        <w:tc>
+          <w:tcPr/>
+          <w:p>
+            <w:pPr>
+              <w:pStyle w:val="Compact"/>
+            </w:pPr>
+            <w:r>
+              <w:t xml:space="preserve">Quarterly + on RoPA review</w:t>
+            </w:r>
+          </w:p>
+        </w:tc>
+      </w:tr>
+      <w:tr>
+        <w:tc>
+          <w:tcPr/>
+          <w:p>
+            <w:pPr>
+              <w:pStyle w:val="Compact"/>
+            </w:pPr>
+            <w:r>
+              <w:t xml:space="preserve">Segmentation evidence</w:t>
+            </w:r>
+          </w:p>
+        </w:tc>
+        <w:tc>
+          <w:tcPr/>
+          <w:p>
+            <w:pPr>
+              <w:pStyle w:val="Compact"/>
+            </w:pPr>
+            <w:r>
+              <w:t xml:space="preserve">Workspace snapshot + observed-vs-approved flow comparison</w:t>
+            </w:r>
+          </w:p>
+        </w:tc>
+        <w:tc>
+          <w:tcPr/>
+          <w:p>
+            <w:pPr>
+              <w:pStyle w:val="Compact"/>
+            </w:pPr>
+            <w:r>
+              <w:t xml:space="preserve">Policy workspace export + ADM export</w:t>
+            </w:r>
+          </w:p>
+        </w:tc>
+        <w:tc>
+          <w:tcPr/>
+          <w:p>
+            <w:pPr>
+              <w:pStyle w:val="Compact"/>
+            </w:pPr>
+            <w:r>
+              <w:t xml:space="preserve">Quarterly + after each change</w:t>
+            </w:r>
+          </w:p>
+        </w:tc>
+      </w:tr>
+      <w:tr>
+        <w:tc>
+          <w:tcPr/>
+          <w:p>
+            <w:pPr>
+              <w:pStyle w:val="Compact"/>
+            </w:pPr>
+            <w:r>
+              <w:t xml:space="preserve">Processor egress reconciliation</w:t>
+            </w:r>
+          </w:p>
+        </w:tc>
+        <w:tc>
+          <w:tcPr/>
+          <w:p>
+            <w:pPr>
+              <w:pStyle w:val="Compact"/>
+            </w:pPr>
+            <w:r>
+              <w:t xml:space="preserve">Outbound flow to processor endpoints</w:t>
+            </w:r>
+          </w:p>
+        </w:tc>
+        <w:tc>
+          <w:tcPr/>
+          <w:p>
+            <w:pPr>
+              <w:pStyle w:val="Compact"/>
+            </w:pPr>
+            <w:r>
+              <w:t xml:space="preserve">Flow search filtered to processor endpoints</w:t>
+            </w:r>
+          </w:p>
+        </w:tc>
+        <w:tc>
+          <w:tcPr/>
+          <w:p>
+            <w:pPr>
+              <w:pStyle w:val="Compact"/>
+            </w:pPr>
+            <w:r>
+              <w:t xml:space="preserve">Monthly</w:t>
+            </w:r>
+          </w:p>
+        </w:tc>
+      </w:tr>
+      <w:tr>
+        <w:tc>
+          <w:tcPr/>
+          <w:p>
+            <w:pPr>
+              <w:pStyle w:val="Compact"/>
+            </w:pPr>
+            <w:r>
+              <w:t xml:space="preserve">Vulnerability + reachability</w:t>
+            </w:r>
+          </w:p>
+        </w:tc>
+        <w:tc>
+          <w:tcPr/>
+          <w:p>
+            <w:pPr>
+              <w:pStyle w:val="Compact"/>
+            </w:pPr>
+            <w:r>
+              <w:t xml:space="preserve">CVE list weighted by reach into personal-data systems</w:t>
+            </w:r>
+          </w:p>
+        </w:tc>
+        <w:tc>
+          <w:tcPr/>
+          <w:p>
+            <w:pPr>
+              <w:pStyle w:val="Compact"/>
+            </w:pPr>
+            <w:r>
+              <w:t xml:space="preserve">Vulnerability report scoped to GDPR</w:t>
+            </w:r>
+          </w:p>
+        </w:tc>
+        <w:tc>
+          <w:tcPr/>
+          <w:p>
+            <w:pPr>
+              <w:pStyle w:val="Compact"/>
+            </w:pPr>
+            <w:r>
+              <w:t xml:space="preserve">Monthly</w:t>
+            </w:r>
+          </w:p>
+        </w:tc>
+      </w:tr>
+      <w:tr>
+        <w:tc>
+          <w:tcPr/>
+          <w:p>
+            <w:pPr>
+              <w:pStyle w:val="Compact"/>
+            </w:pPr>
+            <w:r>
+              <w:t xml:space="preserve">Breach timeline sample</w:t>
+            </w:r>
+          </w:p>
+        </w:tc>
+        <w:tc>
+          <w:tcPr/>
+          <w:p>
+            <w:pPr>
+              <w:pStyle w:val="Compact"/>
+            </w:pPr>
+            <w:r>
+              <w:t xml:space="preserve">Workload-level timeline for one representative incident</w:t>
+            </w:r>
+          </w:p>
+        </w:tc>
+        <w:tc>
+          <w:tcPr/>
+          <w:p>
+            <w:pPr>
+              <w:pStyle w:val="Compact"/>
+            </w:pPr>
+            <w:r>
+              <w:t xml:space="preserve">Flow + process search</w:t>
+            </w:r>
+          </w:p>
+        </w:tc>
+        <w:tc>
+          <w:tcPr/>
+          <w:p>
+            <w:pPr>
+              <w:pStyle w:val="Compact"/>
+            </w:pPr>
+            <w:r>
+              <w:t xml:space="preserve">Per breach; supports the 72-hour Article 33 timeline</w:t>
+            </w:r>
+          </w:p>
+        </w:tc>
+      </w:tr>
+    </w:tbl>
+    <w:bookmarkEnd w:id="17"/>
+    <w:bookmarkStart w:id="18" w:name="pov-workshop-approach"/>
     <w:p>
       <w:pPr>
         <w:pStyle w:val="Heading2"/>
@@ -354,7 +1118,7 @@
         </w:numPr>
       </w:pPr>
       <w:r>
-        <w:t xml:space="preserve">Select one business service, regulated boundary, or critical workload group.</w:t>
+        <w:t xml:space="preserve">Confirm the framework version and assessment cycle with the customer’s compliance team.</w:t>
       </w:r>
     </w:p>
     <w:p>
@@ -366,7 +1130,7 @@
         </w:numPr>
       </w:pPr>
       <w:r>
-        <w:t xml:space="preserve">Validate workload coverage and install sensors or configure supported connectors.</w:t>
+        <w:t xml:space="preserve">Select one business service, regulated boundary, or critical workload group to start with; do not attempt to instrument the entire estate in the POV.</w:t>
       </w:r>
     </w:p>
     <w:p>
@@ -378,7 +1142,7 @@
         </w:numPr>
       </w:pPr>
       <w:r>
-        <w:t xml:space="preserve">Apply labels for application, environment, owner, data class, criticality, compliance scope, and lifecycle.</w:t>
+        <w:t xml:space="preserve">Validate workload coverage and install sensors or configure supported connectors. Document the cannot-instrument register; this is itself evidence.</w:t>
       </w:r>
     </w:p>
     <w:p>
@@ -390,7 +1154,76 @@
         </w:numPr>
       </w:pPr>
       <w:r>
-        <w:t xml:space="preserve">Observe flows over a representative business window.</w:t>
+        <w:t xml:space="preserve">Apply labels for application, environment, owner, data class, criticality, compliance scope, and any framework-specific tags (e.g. </w:t>
+      </w:r>
+      <w:r>
+        <w:rPr>
+          <w:rStyle w:val="VerbatimChar"/>
+        </w:rPr>
+        <w:t xml:space="preserve">tenant</w:t>
+      </w:r>
+      <w:r>
+        <w:t xml:space="preserve">,</w:t>
+      </w:r>
+      <w:r>
+        <w:t xml:space="preserve"> </w:t>
+      </w:r>
+      <w:r>
+        <w:rPr>
+          <w:rStyle w:val="VerbatimChar"/>
+        </w:rPr>
+        <w:t xml:space="preserve">prototype</w:t>
+      </w:r>
+      <w:r>
+        <w:t xml:space="preserve">,</w:t>
+      </w:r>
+      <w:r>
+        <w:t xml:space="preserve"> </w:t>
+      </w:r>
+      <w:r>
+        <w:rPr>
+          <w:rStyle w:val="VerbatimChar"/>
+        </w:rPr>
+        <w:t xml:space="preserve">isa_level</w:t>
+      </w:r>
+      <w:r>
+        <w:t xml:space="preserve">,</w:t>
+      </w:r>
+      <w:r>
+        <w:t xml:space="preserve"> </w:t>
+      </w:r>
+      <w:r>
+        <w:rPr>
+          <w:rStyle w:val="VerbatimChar"/>
+        </w:rPr>
+        <w:t xml:space="preserve">npi</w:t>
+      </w:r>
+      <w:r>
+        <w:t xml:space="preserve">,</w:t>
+      </w:r>
+      <w:r>
+        <w:t xml:space="preserve"> </w:t>
+      </w:r>
+      <w:r>
+        <w:rPr>
+          <w:rStyle w:val="VerbatimChar"/>
+        </w:rPr>
+        <w:t xml:space="preserve">cui</w:t>
+      </w:r>
+      <w:r>
+        <w:t xml:space="preserve">,</w:t>
+      </w:r>
+      <w:r>
+        <w:t xml:space="preserve"> </w:t>
+      </w:r>
+      <w:r>
+        <w:rPr>
+          <w:rStyle w:val="VerbatimChar"/>
+        </w:rPr>
+        <w:t xml:space="preserve">ephi</w:t>
+      </w:r>
+      <w:r>
+        <w:t xml:space="preserve">).</w:t>
       </w:r>
     </w:p>
     <w:p>
@@ -402,7 +1235,7 @@
         </w:numPr>
       </w:pPr>
       <w:r>
-        <w:t xml:space="preserve">Use ADM to generate a candidate policy and review it with the application owner.</w:t>
+        <w:t xml:space="preserve">Observe flows over a representative business window. Minimum two weeks; longer if the customer has month-end, quarterly, or seasonal cycles relevant to the scope.</w:t>
       </w:r>
     </w:p>
     <w:p>
@@ -414,11 +1247,23 @@
         </w:numPr>
       </w:pPr>
       <w:r>
-        <w:t xml:space="preserve">Package inventory, scope, flows, policy, exceptions, and known gaps as the evidence output.</w:t>
-      </w:r>
-    </w:p>
-    <w:bookmarkEnd w:id="14"/>
-    <w:bookmarkStart w:id="15" w:name="boundaries-and-complementary-controls"/>
+        <w:t xml:space="preserve">Use ADM to generate a candidate policy. Review with the application owner. Run in Simulation mode for at least two weeks before any enforcement.</w:t>
+      </w:r>
+    </w:p>
+    <w:p>
+      <w:pPr>
+        <w:pStyle w:val="Compact"/>
+        <w:numPr>
+          <w:ilvl w:val="0"/>
+          <w:numId w:val="1003"/>
+        </w:numPr>
+      </w:pPr>
+      <w:r>
+        <w:t xml:space="preserve">Package inventory, scope, flows, policy, exceptions, and known gaps as the evidence output. Cross-reference this report’s evidence collection table with the customer’s existing audit work-papers.</w:t>
+      </w:r>
+    </w:p>
+    <w:bookmarkEnd w:id="18"/>
+    <w:bookmarkStart w:id="19" w:name="boundaries-and-complementary-controls"/>
     <w:p>
       <w:pPr>
         <w:pStyle w:val="Heading2"/>
@@ -432,16 +1277,34 @@
         <w:pStyle w:val="FirstParagraph"/>
       </w:pPr>
       <w:r>
-        <w:t xml:space="preserve">CSW does not determine lawful basis, consent, DPIA conclusions, data-subject rights handling, retention decisions, or legal breach-notification obligations.</w:t>
-      </w:r>
-    </w:p>
-    <w:bookmarkEnd w:id="15"/>
-    <w:bookmarkStart w:id="16" w:name="disclaimer"/>
+        <w:t xml:space="preserve">CSW does not determine lawful basis or consent, conduct Data Protection Impact Assessments, fulfil data-subject rights requests, manage international transfer mechanisms, replace the DPO function, or make the Article 33 / 34 notification decisions.</w:t>
+      </w:r>
+    </w:p>
+    <w:bookmarkEnd w:id="19"/>
+    <w:bookmarkStart w:id="20" w:name="assessor-auditor-caveat"/>
     <w:p>
       <w:pPr>
         <w:pStyle w:val="Heading2"/>
       </w:pPr>
       <w:r>
+        <w:t xml:space="preserve">Assessor / Auditor Caveat</w:t>
+      </w:r>
+    </w:p>
+    <w:p>
+      <w:pPr>
+        <w:pStyle w:val="FirstParagraph"/>
+      </w:pPr>
+      <w:r>
+        <w:t xml:space="preserve">CSW provides technical evidence inputs. The customer’s qualified assessor, auditor, certifying body, or regulator determines compliance status. Validate all framework-topic mappings, control IDs, paragraph references, and section numbers in this report against the current official framework text. If the customer is being assessed against a version other than the one referenced in the framework version note above, revalidate before use.</w:t>
+      </w:r>
+    </w:p>
+    <w:bookmarkEnd w:id="20"/>
+    <w:bookmarkStart w:id="21" w:name="disclaimer"/>
+    <w:p>
+      <w:pPr>
+        <w:pStyle w:val="Heading2"/>
+      </w:pPr>
+      <w:r>
         <w:t xml:space="preserve">Disclaimer</w:t>
       </w:r>
     </w:p>
@@ -453,8 +1316,8 @@
         <w:t xml:space="preserve">This report is for informational and planning purposes. It is not legal, regulatory, audit, or certification advice. Validate all mappings against the current official framework text, the customer’s environment, and qualified compliance, legal, and audit professionals.</w:t>
       </w:r>
     </w:p>
-    <w:bookmarkEnd w:id="16"/>
-    <w:bookmarkEnd w:id="17"/>
+    <w:bookmarkEnd w:id="21"/>
+    <w:bookmarkEnd w:id="22"/>
     <w:sectPr>
       <w:footnotePr>
         <w:numRestart w:val="eachSect"/>
